--- a/build/es_electric_circuits.docx
+++ b/build/es_electric_circuits.docx
@@ -7,7 +7,7 @@
         <w:pStyle w:val="Heading1"/>
       </w:pPr>
       <w:r>
-        <w:t>Electricity. Circuitos eléctricos.</w:t>
+        <w:t>Electricidad. Circuitos eléctricos.</w:t>
       </w:r>
     </w:p>
     <w:p>
@@ -25,7 +25,7 @@
       <w:r>
         <w:t>a)</w:t>
         <w:tab/>
-        <w:t>Siempre tiene que haber un receptor</w:t>
+        <w:t>Siempre habrá cables</w:t>
       </w:r>
     </w:p>
     <w:p>
@@ -55,7 +55,7 @@
       <w:r>
         <w:t>d)</w:t>
         <w:tab/>
-        <w:t>Siempre habrá cables</w:t>
+        <w:t>Siempre tiene que haber un receptor</w:t>
       </w:r>
     </w:p>
     <w:p>
@@ -83,7 +83,7 @@
       <w:r>
         <w:t>b)</w:t>
         <w:tab/>
-        <w:t>Pilas, cables, resistencias y interruptores</w:t>
+        <w:t>Generadores, conductores, receptores y elementos de control</w:t>
       </w:r>
     </w:p>
     <w:p>
@@ -93,7 +93,7 @@
       <w:r>
         <w:t>c)</w:t>
         <w:tab/>
-        <w:t>Generadores, conductores, receptores y elementos de control</w:t>
+        <w:t>Pilas, cables, resistencias y interruptores</w:t>
       </w:r>
     </w:p>
     <w:p>
@@ -121,15 +121,53 @@
       <w:r>
         <w:t>a)</w:t>
         <w:tab/>
+        <w:t>Generadores</w:t>
+      </w:r>
+    </w:p>
+    <w:p>
+      <w:pPr>
+        <w:pStyle w:val="Choice"/>
+      </w:pPr>
+      <w:r>
+        <w:t>b)</w:t>
+        <w:tab/>
+        <w:t>Conductores</w:t>
+      </w:r>
+    </w:p>
+    <w:p>
+      <w:pPr>
+        <w:pStyle w:val="Choice"/>
+      </w:pPr>
+      <w:r>
+        <w:t>c)</w:t>
+        <w:tab/>
+        <w:t>Elementos de control</w:t>
+      </w:r>
+    </w:p>
+    <w:p>
+      <w:pPr>
+        <w:pStyle w:val="Choice"/>
+      </w:pPr>
+      <w:r>
+        <w:t>d)</w:t>
+        <w:tab/>
         <w:t>Receptores</w:t>
       </w:r>
     </w:p>
     <w:p>
       <w:pPr>
+        <w:pStyle w:val="ListNumber"/>
+      </w:pPr>
+      <w:r>
+        <w:t>¿Cómo se llaman los elementos de un circuito que transforman la electricidad en otro tipo de energía útil?</w:t>
+      </w:r>
+    </w:p>
+    <w:p>
+      <w:pPr>
         <w:pStyle w:val="Choice"/>
       </w:pPr>
       <w:r>
-        <w:t>b)</w:t>
+        <w:t>a)</w:t>
         <w:tab/>
         <w:t>Generadores</w:t>
       </w:r>
@@ -139,9 +177,115 @@
         <w:pStyle w:val="Choice"/>
       </w:pPr>
       <w:r>
+        <w:t>b)</w:t>
+        <w:tab/>
+        <w:t>Receptores</w:t>
+      </w:r>
+    </w:p>
+    <w:p>
+      <w:pPr>
+        <w:pStyle w:val="Choice"/>
+      </w:pPr>
+      <w:r>
         <w:t>c)</w:t>
         <w:tab/>
+        <w:t>Elementos de control</w:t>
+      </w:r>
+    </w:p>
+    <w:p>
+      <w:pPr>
+        <w:pStyle w:val="Choice"/>
+      </w:pPr>
+      <w:r>
+        <w:t>d)</w:t>
+        <w:tab/>
+        <w:t>Transformadores</w:t>
+      </w:r>
+    </w:p>
+    <w:p>
+      <w:pPr>
+        <w:pStyle w:val="ListNumber"/>
+      </w:pPr>
+      <w:r>
+        <w:t>¿Cómo se llaman los elementos de un circuito por los que circula la corriente entre un componente y otro?</w:t>
+      </w:r>
+    </w:p>
+    <w:p>
+      <w:pPr>
+        <w:pStyle w:val="Choice"/>
+      </w:pPr>
+      <w:r>
+        <w:t>a)</w:t>
+        <w:tab/>
         <w:t>Conductores</w:t>
+      </w:r>
+    </w:p>
+    <w:p>
+      <w:pPr>
+        <w:pStyle w:val="Choice"/>
+      </w:pPr>
+      <w:r>
+        <w:t>b)</w:t>
+        <w:tab/>
+        <w:t>Elementos de control</w:t>
+      </w:r>
+    </w:p>
+    <w:p>
+      <w:pPr>
+        <w:pStyle w:val="Choice"/>
+      </w:pPr>
+      <w:r>
+        <w:t>c)</w:t>
+        <w:tab/>
+        <w:t>Receptores</w:t>
+      </w:r>
+    </w:p>
+    <w:p>
+      <w:pPr>
+        <w:pStyle w:val="Choice"/>
+      </w:pPr>
+      <w:r>
+        <w:t>d)</w:t>
+        <w:tab/>
+        <w:t>Generadores</w:t>
+      </w:r>
+    </w:p>
+    <w:p>
+      <w:pPr>
+        <w:pStyle w:val="ListNumber"/>
+      </w:pPr>
+      <w:r>
+        <w:t>¿Cómo se llaman los elementos de un circuito que nos permiten hacer que la corriente circule por donde nosotros queremos?</w:t>
+      </w:r>
+    </w:p>
+    <w:p>
+      <w:pPr>
+        <w:pStyle w:val="Choice"/>
+      </w:pPr>
+      <w:r>
+        <w:t>a)</w:t>
+        <w:tab/>
+        <w:t>Receptores</w:t>
+      </w:r>
+    </w:p>
+    <w:p>
+      <w:pPr>
+        <w:pStyle w:val="Choice"/>
+      </w:pPr>
+      <w:r>
+        <w:t>b)</w:t>
+        <w:tab/>
+        <w:t>Conductores</w:t>
+      </w:r>
+    </w:p>
+    <w:p>
+      <w:pPr>
+        <w:pStyle w:val="Choice"/>
+      </w:pPr>
+      <w:r>
+        <w:t>c)</w:t>
+        <w:tab/>
+        <w:t>Generadores</w:t>
       </w:r>
     </w:p>
     <w:p>
@@ -159,150 +303,6 @@
         <w:pStyle w:val="ListNumber"/>
       </w:pPr>
       <w:r>
-        <w:t>¿Cómo se llaman los elementos de un circuito que transforman la electricidad en otro tipo de energía útil?</w:t>
-      </w:r>
-    </w:p>
-    <w:p>
-      <w:pPr>
-        <w:pStyle w:val="Choice"/>
-      </w:pPr>
-      <w:r>
-        <w:t>a)</w:t>
-        <w:tab/>
-        <w:t>Generadores</w:t>
-      </w:r>
-    </w:p>
-    <w:p>
-      <w:pPr>
-        <w:pStyle w:val="Choice"/>
-      </w:pPr>
-      <w:r>
-        <w:t>b)</w:t>
-        <w:tab/>
-        <w:t>Transformadores</w:t>
-      </w:r>
-    </w:p>
-    <w:p>
-      <w:pPr>
-        <w:pStyle w:val="Choice"/>
-      </w:pPr>
-      <w:r>
-        <w:t>c)</w:t>
-        <w:tab/>
-        <w:t>Receptores</w:t>
-      </w:r>
-    </w:p>
-    <w:p>
-      <w:pPr>
-        <w:pStyle w:val="Choice"/>
-      </w:pPr>
-      <w:r>
-        <w:t>d)</w:t>
-        <w:tab/>
-        <w:t>Elementos de control</w:t>
-      </w:r>
-    </w:p>
-    <w:p>
-      <w:pPr>
-        <w:pStyle w:val="ListNumber"/>
-      </w:pPr>
-      <w:r>
-        <w:t>¿Cómo se llaman los elementos de un circuito por los que circula la corriente entre un componente y otro?</w:t>
-      </w:r>
-    </w:p>
-    <w:p>
-      <w:pPr>
-        <w:pStyle w:val="Choice"/>
-      </w:pPr>
-      <w:r>
-        <w:t>a)</w:t>
-        <w:tab/>
-        <w:t>Conductores</w:t>
-      </w:r>
-    </w:p>
-    <w:p>
-      <w:pPr>
-        <w:pStyle w:val="Choice"/>
-      </w:pPr>
-      <w:r>
-        <w:t>b)</w:t>
-        <w:tab/>
-        <w:t>Generadores</w:t>
-      </w:r>
-    </w:p>
-    <w:p>
-      <w:pPr>
-        <w:pStyle w:val="Choice"/>
-      </w:pPr>
-      <w:r>
-        <w:t>c)</w:t>
-        <w:tab/>
-        <w:t>Receptores</w:t>
-      </w:r>
-    </w:p>
-    <w:p>
-      <w:pPr>
-        <w:pStyle w:val="Choice"/>
-      </w:pPr>
-      <w:r>
-        <w:t>d)</w:t>
-        <w:tab/>
-        <w:t>Elementos de control</w:t>
-      </w:r>
-    </w:p>
-    <w:p>
-      <w:pPr>
-        <w:pStyle w:val="ListNumber"/>
-      </w:pPr>
-      <w:r>
-        <w:t>¿Cómo se llaman los elementos de un circuito que nos permiten hacer que la corriente circule por donde nosotros queremos?</w:t>
-      </w:r>
-    </w:p>
-    <w:p>
-      <w:pPr>
-        <w:pStyle w:val="Choice"/>
-      </w:pPr>
-      <w:r>
-        <w:t>a)</w:t>
-        <w:tab/>
-        <w:t>Generadores</w:t>
-      </w:r>
-    </w:p>
-    <w:p>
-      <w:pPr>
-        <w:pStyle w:val="Choice"/>
-      </w:pPr>
-      <w:r>
-        <w:t>b)</w:t>
-        <w:tab/>
-        <w:t>Receptores</w:t>
-      </w:r>
-    </w:p>
-    <w:p>
-      <w:pPr>
-        <w:pStyle w:val="Choice"/>
-      </w:pPr>
-      <w:r>
-        <w:t>c)</w:t>
-        <w:tab/>
-        <w:t>Conductores</w:t>
-      </w:r>
-    </w:p>
-    <w:p>
-      <w:pPr>
-        <w:pStyle w:val="Choice"/>
-      </w:pPr>
-      <w:r>
-        <w:t>d)</w:t>
-        <w:tab/>
-        <w:t>Elementos de control</w:t>
-      </w:r>
-    </w:p>
-    <w:p>
-      <w:pPr>
-        <w:pStyle w:val="ListNumber"/>
-      </w:pPr>
-      <w:r>
         <w:t>¿Cuál no es un generador?</w:t>
       </w:r>
     </w:p>
@@ -312,6 +312,16 @@
       </w:pPr>
       <w:r>
         <w:t>a)</w:t>
+        <w:tab/>
+        <w:t>Motor</w:t>
+      </w:r>
+    </w:p>
+    <w:p>
+      <w:pPr>
+        <w:pStyle w:val="Choice"/>
+      </w:pPr>
+      <w:r>
+        <w:t>b)</w:t>
         <w:tab/>
         <w:t>Batería</w:t>
       </w:r>
@@ -321,7 +331,7 @@
         <w:pStyle w:val="Choice"/>
       </w:pPr>
       <w:r>
-        <w:t>b)</w:t>
+        <w:t>c)</w:t>
         <w:tab/>
         <w:t>Pila</w:t>
       </w:r>
@@ -331,27 +341,85 @@
         <w:pStyle w:val="Choice"/>
       </w:pPr>
       <w:r>
-        <w:t>c)</w:t>
+        <w:t>d)</w:t>
         <w:tab/>
         <w:t>Toma de red</w:t>
       </w:r>
     </w:p>
     <w:p>
       <w:pPr>
+        <w:pStyle w:val="ListNumber"/>
+      </w:pPr>
+      <w:r>
+        <w:t>¿Cuál consideramos un conductor?</w:t>
+      </w:r>
+    </w:p>
+    <w:p>
+      <w:pPr>
+        <w:pStyle w:val="Choice"/>
+      </w:pPr>
+      <w:r>
+        <w:t>a)</w:t>
+        <w:tab/>
+        <w:t>Cable</w:t>
+      </w:r>
+    </w:p>
+    <w:p>
+      <w:pPr>
+        <w:pStyle w:val="Choice"/>
+      </w:pPr>
+      <w:r>
+        <w:t>b)</w:t>
+        <w:tab/>
+        <w:t>Aluminio</w:t>
+      </w:r>
+    </w:p>
+    <w:p>
+      <w:pPr>
+        <w:pStyle w:val="Choice"/>
+      </w:pPr>
+      <w:r>
+        <w:t>c)</w:t>
+        <w:tab/>
+        <w:t>Interruptor</w:t>
+      </w:r>
+    </w:p>
+    <w:p>
+      <w:pPr>
         <w:pStyle w:val="Choice"/>
       </w:pPr>
       <w:r>
         <w:t>d)</w:t>
+        <w:tab/>
+        <w:t>Pulsador</w:t>
+      </w:r>
+    </w:p>
+    <w:p>
+      <w:pPr>
+        <w:pStyle w:val="ListNumber"/>
+      </w:pPr>
+      <w:r>
+        <w:t>¿Cuál no sería un receptor?</w:t>
+      </w:r>
+    </w:p>
+    <w:p>
+      <w:pPr>
+        <w:pStyle w:val="Choice"/>
+      </w:pPr>
+      <w:r>
+        <w:t>a)</w:t>
         <w:tab/>
         <w:t>Motor</w:t>
       </w:r>
     </w:p>
     <w:p>
       <w:pPr>
-        <w:pStyle w:val="ListNumber"/>
+        <w:pStyle w:val="Choice"/>
       </w:pPr>
       <w:r>
-        <w:t>¿Cuál consideramos un conductor?</w:t>
+        <w:t>b)</w:t>
+        <w:tab/>
+        <w:t>Lámpara</w:t>
       </w:r>
     </w:p>
     <w:p>
@@ -359,77 +427,9 @@
         <w:pStyle w:val="Choice"/>
       </w:pPr>
       <w:r>
-        <w:t>a)</w:t>
-        <w:tab/>
-        <w:t>Pulsador</w:t>
-      </w:r>
-    </w:p>
-    <w:p>
-      <w:pPr>
-        <w:pStyle w:val="Choice"/>
-      </w:pPr>
-      <w:r>
-        <w:t>b)</w:t>
-        <w:tab/>
-        <w:t>Interruptor</w:t>
-      </w:r>
-    </w:p>
-    <w:p>
-      <w:pPr>
-        <w:pStyle w:val="Choice"/>
-      </w:pPr>
-      <w:r>
         <w:t>c)</w:t>
         <w:tab/>
-        <w:t>Cable</w:t>
-      </w:r>
-    </w:p>
-    <w:p>
-      <w:pPr>
-        <w:pStyle w:val="Choice"/>
-      </w:pPr>
-      <w:r>
-        <w:t>d)</w:t>
-        <w:tab/>
-        <w:t>Aluminio</w:t>
-      </w:r>
-    </w:p>
-    <w:p>
-      <w:pPr>
-        <w:pStyle w:val="ListNumber"/>
-      </w:pPr>
-      <w:r>
-        <w:t>¿Cuál no sería un receptor?</w:t>
-      </w:r>
-    </w:p>
-    <w:p>
-      <w:pPr>
-        <w:pStyle w:val="Choice"/>
-      </w:pPr>
-      <w:r>
-        <w:t>a)</w:t>
-        <w:tab/>
         <w:t>Resistencia</w:t>
-      </w:r>
-    </w:p>
-    <w:p>
-      <w:pPr>
-        <w:pStyle w:val="Choice"/>
-      </w:pPr>
-      <w:r>
-        <w:t>b)</w:t>
-        <w:tab/>
-        <w:t>Motor</w:t>
-      </w:r>
-    </w:p>
-    <w:p>
-      <w:pPr>
-        <w:pStyle w:val="Choice"/>
-      </w:pPr>
-      <w:r>
-        <w:t>c)</w:t>
-        <w:tab/>
-        <w:t>Lámpara</w:t>
       </w:r>
     </w:p>
     <w:p>
@@ -457,7 +457,7 @@
       <w:r>
         <w:t>a)</w:t>
         <w:tab/>
-        <w:t>Pulsador</w:t>
+        <w:t>Interruptor</w:t>
       </w:r>
     </w:p>
     <w:p>
@@ -477,7 +477,7 @@
       <w:r>
         <w:t>c)</w:t>
         <w:tab/>
-        <w:t>Interruptor</w:t>
+        <w:t>Pulsador</w:t>
       </w:r>
     </w:p>
     <w:p>
@@ -554,6 +554,16 @@
       <w:r>
         <w:t>b)</w:t>
         <w:tab/>
+        <w:t>Serie</w:t>
+      </w:r>
+    </w:p>
+    <w:p>
+      <w:pPr>
+        <w:pStyle w:val="Choice"/>
+      </w:pPr>
+      <w:r>
+        <w:t>c)</w:t>
+        <w:tab/>
         <w:t>Mixto</w:t>
       </w:r>
     </w:p>
@@ -562,19 +572,9 @@
         <w:pStyle w:val="Choice"/>
       </w:pPr>
       <w:r>
-        <w:t>c)</w:t>
+        <w:t>d)</w:t>
         <w:tab/>
         <w:t>Línea</w:t>
-      </w:r>
-    </w:p>
-    <w:p>
-      <w:pPr>
-        <w:pStyle w:val="Choice"/>
-      </w:pPr>
-      <w:r>
-        <w:t>d)</w:t>
-        <w:tab/>
-        <w:t>Serie</w:t>
       </w:r>
     </w:p>
     <w:p>
@@ -631,7 +631,7 @@
       <w:r>
         <w:t>a)</w:t>
         <w:tab/>
-        <w:t>Mixto</w:t>
+        <w:t>Lateral</w:t>
       </w:r>
     </w:p>
     <w:p>
@@ -641,7 +641,7 @@
       <w:r>
         <w:t>b)</w:t>
         <w:tab/>
-        <w:t>Serie</w:t>
+        <w:t>Mixto</w:t>
       </w:r>
     </w:p>
     <w:p>
@@ -661,7 +661,7 @@
       <w:r>
         <w:t>d)</w:t>
         <w:tab/>
-        <w:t>Lateral</w:t>
+        <w:t>Serie</w:t>
       </w:r>
     </w:p>
     <w:p>
@@ -718,7 +718,7 @@
       <w:r>
         <w:t>a)</w:t>
         <w:tab/>
-        <w:t>Serie</w:t>
+        <w:t>Mixto</w:t>
       </w:r>
     </w:p>
     <w:p>
@@ -738,7 +738,7 @@
       <w:r>
         <w:t>c)</w:t>
         <w:tab/>
-        <w:t>Paralelo</w:t>
+        <w:t>Serie</w:t>
       </w:r>
     </w:p>
     <w:p>
@@ -748,7 +748,7 @@
       <w:r>
         <w:t>d)</w:t>
         <w:tab/>
-        <w:t>Mixto</w:t>
+        <w:t>Paralelo</w:t>
       </w:r>
     </w:p>
     <w:p>
@@ -805,7 +805,7 @@
       <w:r>
         <w:t>a)</w:t>
         <w:tab/>
-        <w:t>Los dos ledes encienden al presionar el interruptor, pero el 2 un instante antes</w:t>
+        <w:t>Ninguna</w:t>
       </w:r>
     </w:p>
     <w:p>
@@ -814,6 +814,16 @@
       </w:pPr>
       <w:r>
         <w:t>b)</w:t>
+        <w:tab/>
+        <w:t>Los dos ledes encienden al presionar el interruptor, pero el 1 un instante antes</w:t>
+      </w:r>
+    </w:p>
+    <w:p>
+      <w:pPr>
+        <w:pStyle w:val="Choice"/>
+      </w:pPr>
+      <w:r>
+        <w:t>c)</w:t>
         <w:tab/>
         <w:t>En el circuito 2, el led enciende aunque no cerremos el interruptor</w:t>
       </w:r>
@@ -823,19 +833,9 @@
         <w:pStyle w:val="Choice"/>
       </w:pPr>
       <w:r>
-        <w:t>c)</w:t>
-        <w:tab/>
-        <w:t>Ninguna</w:t>
-      </w:r>
-    </w:p>
-    <w:p>
-      <w:pPr>
-        <w:pStyle w:val="Choice"/>
-      </w:pPr>
-      <w:r>
         <w:t>d)</w:t>
         <w:tab/>
-        <w:t>Los dos ledes encienden al presionar el interruptor, pero el 1 un instante antes</w:t>
+        <w:t>Los dos ledes encienden al presionar el interruptor, pero el 2 un instante antes</w:t>
       </w:r>
     </w:p>
     <w:p>
@@ -902,7 +902,7 @@
       <w:r>
         <w:t>b)</w:t>
         <w:tab/>
-        <w:t>Las dos bombillas se encenderán al presionar el interruptor</w:t>
+        <w:t>La bombilla L1 encenderá un instante antes que la L2</w:t>
       </w:r>
     </w:p>
     <w:p>
@@ -912,7 +912,7 @@
       <w:r>
         <w:t>c)</w:t>
         <w:tab/>
-        <w:t>La bombilla L1 encenderá un instante antes que la L2</w:t>
+        <w:t>Las dos bombillas se encenderán al presionar el interruptor</w:t>
       </w:r>
     </w:p>
     <w:p>
@@ -989,6 +989,16 @@
       <w:r>
         <w:t>b)</w:t>
         <w:tab/>
+        <w:t>Si cerramos los dos interruptores, pasará corriente por la resistencia</w:t>
+      </w:r>
+    </w:p>
+    <w:p>
+      <w:pPr>
+        <w:pStyle w:val="Choice"/>
+      </w:pPr>
+      <w:r>
+        <w:t>c)</w:t>
+        <w:tab/>
         <w:t>Si cerramos uno u otro interruptor, pasará corriente por la resistencia</w:t>
       </w:r>
     </w:p>
@@ -997,19 +1007,9 @@
         <w:pStyle w:val="Choice"/>
       </w:pPr>
       <w:r>
-        <w:t>c)</w:t>
+        <w:t>d)</w:t>
         <w:tab/>
         <w:t>Solo pasará corriente por la resistencia si cerramos todos los interruptores</w:t>
-      </w:r>
-    </w:p>
-    <w:p>
-      <w:pPr>
-        <w:pStyle w:val="Choice"/>
-      </w:pPr>
-      <w:r>
-        <w:t>d)</w:t>
-        <w:tab/>
-        <w:t>Si cerramos los dos interruptores, pasará corriente por la resistencia</w:t>
       </w:r>
     </w:p>
     <w:p>
@@ -1086,7 +1086,7 @@
       <w:r>
         <w:t>c)</w:t>
         <w:tab/>
-        <w:t>Un ventilador que se enciende desde dos puntos distintos</w:t>
+        <w:t>Un taladro que puede ser accionado con un interruptor o con otro</w:t>
       </w:r>
     </w:p>
     <w:p>
@@ -1096,7 +1096,7 @@
       <w:r>
         <w:t>d)</w:t>
         <w:tab/>
-        <w:t>Un taladro que puede ser accionado con un interruptor o con otro</w:t>
+        <w:t>Un ventilador que se enciende desde dos puntos distintos</w:t>
       </w:r>
     </w:p>
     <w:p>
@@ -1163,16 +1163,6 @@
       <w:r>
         <w:t>b)</w:t>
         <w:tab/>
-        <w:t>La corriente pasa siempre que haya por lo menos un interruptor cerrado</w:t>
-      </w:r>
-    </w:p>
-    <w:p>
-      <w:pPr>
-        <w:pStyle w:val="Choice"/>
-      </w:pPr>
-      <w:r>
-        <w:t>c)</w:t>
-        <w:tab/>
         <w:t>La corriente pasará solo cuando cerremos los dos interruptores</w:t>
       </w:r>
     </w:p>
@@ -1181,9 +1171,19 @@
         <w:pStyle w:val="Choice"/>
       </w:pPr>
       <w:r>
+        <w:t>c)</w:t>
+        <w:tab/>
+        <w:t>Si cerramos uno u otro interruptor, pasará corriente por la resistencia</w:t>
+      </w:r>
+    </w:p>
+    <w:p>
+      <w:pPr>
+        <w:pStyle w:val="Choice"/>
+      </w:pPr>
+      <w:r>
         <w:t>d)</w:t>
         <w:tab/>
-        <w:t>Si cerramos uno u otro interruptor, pasará corriente por la resistencia</w:t>
+        <w:t>La corriente pasa siempre que haya por lo menos un interruptor cerrado</w:t>
       </w:r>
     </w:p>
     <w:p>
@@ -1240,7 +1240,7 @@
       <w:r>
         <w:t>a)</w:t>
         <w:tab/>
-        <w:t>La bombilla L1 está cortocircuitada</w:t>
+        <w:t>La intensidad no pasará por la bombilla L1 porque tiene un camino alternativo sin resistencia</w:t>
       </w:r>
     </w:p>
     <w:p>
@@ -1249,6 +1249,16 @@
       </w:pPr>
       <w:r>
         <w:t>b)</w:t>
+        <w:tab/>
+        <w:t>La bombilla L2 se encenderá</w:t>
+      </w:r>
+    </w:p>
+    <w:p>
+      <w:pPr>
+        <w:pStyle w:val="Choice"/>
+      </w:pPr>
+      <w:r>
+        <w:t>c)</w:t>
         <w:tab/>
         <w:t>La bombilla L1 se encenderá</w:t>
       </w:r>
@@ -1258,19 +1268,9 @@
         <w:pStyle w:val="Choice"/>
       </w:pPr>
       <w:r>
-        <w:t>c)</w:t>
-        <w:tab/>
-        <w:t>La bombilla L2 se encenderá</w:t>
-      </w:r>
-    </w:p>
-    <w:p>
-      <w:pPr>
-        <w:pStyle w:val="Choice"/>
-      </w:pPr>
-      <w:r>
         <w:t>d)</w:t>
         <w:tab/>
-        <w:t>La intensidad no pasará por la bombilla L1 porque tiene un camino alternativo sin resistencia</w:t>
+        <w:t>La bombilla L1 está cortocircuitada</w:t>
       </w:r>
     </w:p>
     <w:p>
@@ -1327,16 +1327,6 @@
       <w:r>
         <w:t>a)</w:t>
         <w:tab/>
-        <w:t>Si cierro cualquiera de los dos interruptores, pasará corriente</w:t>
-      </w:r>
-    </w:p>
-    <w:p>
-      <w:pPr>
-        <w:pStyle w:val="Choice"/>
-      </w:pPr>
-      <w:r>
-        <w:t>b)</w:t>
-        <w:tab/>
         <w:t>Solo pasará corriente por la resistencia con 1 y 2 cerrados</w:t>
       </w:r>
     </w:p>
@@ -1345,7 +1335,7 @@
         <w:pStyle w:val="Choice"/>
       </w:pPr>
       <w:r>
-        <w:t>c)</w:t>
+        <w:t>b)</w:t>
         <w:tab/>
         <w:t>Si cierro el interruptor 1 pasará corriente por la resistencia</w:t>
       </w:r>
@@ -1355,9 +1345,19 @@
         <w:pStyle w:val="Choice"/>
       </w:pPr>
       <w:r>
+        <w:t>c)</w:t>
+        <w:tab/>
+        <w:t>Se cierro el interruptor 2 pasará corriente por la resistencia</w:t>
+      </w:r>
+    </w:p>
+    <w:p>
+      <w:pPr>
+        <w:pStyle w:val="Choice"/>
+      </w:pPr>
+      <w:r>
         <w:t>d)</w:t>
         <w:tab/>
-        <w:t>Se cierro el interruptor 2 pasará corriente por la resistencia</w:t>
+        <w:t>Si cierro cualquiera de los dos interruptores, pasará corriente</w:t>
       </w:r>
     </w:p>
     <w:p>
@@ -1414,7 +1414,7 @@
       <w:r>
         <w:t>a)</w:t>
         <w:tab/>
-        <w:t>Si cerramos 1 y 2</w:t>
+        <w:t>Cerrando el 2, independientemente de cómo esté 1</w:t>
       </w:r>
     </w:p>
     <w:p>
@@ -1423,16 +1423,6 @@
       </w:pPr>
       <w:r>
         <w:t>b)</w:t>
-        <w:tab/>
-        <w:t>Cerrando el 2 o el 1</w:t>
-      </w:r>
-    </w:p>
-    <w:p>
-      <w:pPr>
-        <w:pStyle w:val="Choice"/>
-      </w:pPr>
-      <w:r>
-        <w:t>c)</w:t>
         <w:tab/>
         <w:t>Solo si 2 está cerrado y 1 abierto</w:t>
       </w:r>
@@ -1442,9 +1432,19 @@
         <w:pStyle w:val="Choice"/>
       </w:pPr>
       <w:r>
+        <w:t>c)</w:t>
+        <w:tab/>
+        <w:t>Si cerramos 1 y 2</w:t>
+      </w:r>
+    </w:p>
+    <w:p>
+      <w:pPr>
+        <w:pStyle w:val="Choice"/>
+      </w:pPr>
+      <w:r>
         <w:t>d)</w:t>
         <w:tab/>
-        <w:t>Cerrando el 2, independientemente de cómo esté 1</w:t>
+        <w:t>Cerrando el 2 o el 1</w:t>
       </w:r>
     </w:p>
     <w:p>
@@ -1501,7 +1501,7 @@
       <w:r>
         <w:t>a)</w:t>
         <w:tab/>
-        <w:t>El interruptor 1 enciende L2 y L3</w:t>
+        <w:t>Con el interruptor 1 abierto, no encenderá nada</w:t>
       </w:r>
     </w:p>
     <w:p>
@@ -1510,6 +1510,16 @@
       </w:pPr>
       <w:r>
         <w:t>b)</w:t>
+        <w:tab/>
+        <w:t>Con los dos interruptores presionados, encienden todas las bombillas</w:t>
+      </w:r>
+    </w:p>
+    <w:p>
+      <w:pPr>
+        <w:pStyle w:val="Choice"/>
+      </w:pPr>
+      <w:r>
+        <w:t>c)</w:t>
         <w:tab/>
         <w:t>Puedo encender L1 sin encender L2 y L3</w:t>
       </w:r>
@@ -1519,19 +1529,9 @@
         <w:pStyle w:val="Choice"/>
       </w:pPr>
       <w:r>
-        <w:t>c)</w:t>
-        <w:tab/>
-        <w:t>Con los dos interruptores presionados, encienden todas las bombillas</w:t>
-      </w:r>
-    </w:p>
-    <w:p>
-      <w:pPr>
-        <w:pStyle w:val="Choice"/>
-      </w:pPr>
-      <w:r>
         <w:t>d)</w:t>
         <w:tab/>
-        <w:t>Con el interruptor 1 abierto, no encenderá nada</w:t>
+        <w:t>El interruptor 1 enciende L2 y L3</w:t>
       </w:r>
     </w:p>
     <w:p>
@@ -1588,6 +1588,16 @@
       <w:r>
         <w:t>a)</w:t>
         <w:tab/>
+        <w:t>El led encenderá al presionar S1, esté como esté S2</w:t>
+      </w:r>
+    </w:p>
+    <w:p>
+      <w:pPr>
+        <w:pStyle w:val="Choice"/>
+      </w:pPr>
+      <w:r>
+        <w:t>b)</w:t>
+        <w:tab/>
         <w:t>El led encenderá cuando presione los dos interruptores</w:t>
       </w:r>
     </w:p>
@@ -1596,9 +1606,9 @@
         <w:pStyle w:val="Choice"/>
       </w:pPr>
       <w:r>
-        <w:t>b)</w:t>
+        <w:t>c)</w:t>
         <w:tab/>
-        <w:t>El led encenderá al presionar S1, esté como esté S2</w:t>
+        <w:t>El led encenderá si únicamente está cerrado S1</w:t>
       </w:r>
     </w:p>
     <w:p>
@@ -1606,19 +1616,9 @@
         <w:pStyle w:val="Choice"/>
       </w:pPr>
       <w:r>
-        <w:t>c)</w:t>
+        <w:t>d)</w:t>
         <w:tab/>
         <w:t>El led no encenderá cuando S2 esté abierto</w:t>
-      </w:r>
-    </w:p>
-    <w:p>
-      <w:pPr>
-        <w:pStyle w:val="Choice"/>
-      </w:pPr>
-      <w:r>
-        <w:t>d)</w:t>
-        <w:tab/>
-        <w:t>El led encenderá si únicamente está cerrado S1</w:t>
       </w:r>
     </w:p>
     <w:p>
@@ -1675,16 +1675,6 @@
       <w:r>
         <w:t>a)</w:t>
         <w:tab/>
-        <w:t>El D2, D3, D4 y D6</w:t>
-      </w:r>
-    </w:p>
-    <w:p>
-      <w:pPr>
-        <w:pStyle w:val="Choice"/>
-      </w:pPr>
-      <w:r>
-        <w:t>b)</w:t>
-        <w:tab/>
         <w:t>El D1 y el D5</w:t>
       </w:r>
     </w:p>
@@ -1693,9 +1683,19 @@
         <w:pStyle w:val="Choice"/>
       </w:pPr>
       <w:r>
+        <w:t>b)</w:t>
+        <w:tab/>
+        <w:t>El D3 y el D4</w:t>
+      </w:r>
+    </w:p>
+    <w:p>
+      <w:pPr>
+        <w:pStyle w:val="Choice"/>
+      </w:pPr>
+      <w:r>
         <w:t>c)</w:t>
         <w:tab/>
-        <w:t>El D3 y el D4</w:t>
+        <w:t>El D2, D3, D4 y D6</w:t>
       </w:r>
     </w:p>
     <w:p>
@@ -1762,16 +1762,6 @@
       <w:r>
         <w:t>a)</w:t>
         <w:tab/>
-        <w:t>Todos</w:t>
-      </w:r>
-    </w:p>
-    <w:p>
-      <w:pPr>
-        <w:pStyle w:val="Choice"/>
-      </w:pPr>
-      <w:r>
-        <w:t>b)</w:t>
-        <w:tab/>
         <w:t>El D1, D3, D4 y D6</w:t>
       </w:r>
     </w:p>
@@ -1780,9 +1770,19 @@
         <w:pStyle w:val="Choice"/>
       </w:pPr>
       <w:r>
+        <w:t>b)</w:t>
+        <w:tab/>
+        <w:t>Ninguno</w:t>
+      </w:r>
+    </w:p>
+    <w:p>
+      <w:pPr>
+        <w:pStyle w:val="Choice"/>
+      </w:pPr>
+      <w:r>
         <w:t>c)</w:t>
         <w:tab/>
-        <w:t>Ninguno</w:t>
+        <w:t>Todos</w:t>
       </w:r>
     </w:p>
     <w:p>
@@ -1859,7 +1859,7 @@
       <w:r>
         <w:t>b)</w:t>
         <w:tab/>
-        <w:t>Ninguna</w:t>
+        <w:t>La L3</w:t>
       </w:r>
     </w:p>
     <w:p>
@@ -1869,7 +1869,7 @@
       <w:r>
         <w:t>c)</w:t>
         <w:tab/>
-        <w:t>La L3</w:t>
+        <w:t>Ninguna</w:t>
       </w:r>
     </w:p>
     <w:p>
@@ -1936,16 +1936,6 @@
       <w:r>
         <w:t>a)</w:t>
         <w:tab/>
-        <w:t>El D4</w:t>
-      </w:r>
-    </w:p>
-    <w:p>
-      <w:pPr>
-        <w:pStyle w:val="Choice"/>
-      </w:pPr>
-      <w:r>
-        <w:t>b)</w:t>
-        <w:tab/>
         <w:t>Todos</w:t>
       </w:r>
     </w:p>
@@ -1954,7 +1944,7 @@
         <w:pStyle w:val="Choice"/>
       </w:pPr>
       <w:r>
-        <w:t>c)</w:t>
+        <w:t>b)</w:t>
         <w:tab/>
         <w:t>Ninguno</w:t>
       </w:r>
@@ -1964,9 +1954,19 @@
         <w:pStyle w:val="Choice"/>
       </w:pPr>
       <w:r>
+        <w:t>c)</w:t>
+        <w:tab/>
+        <w:t>El D1, D3 y D4</w:t>
+      </w:r>
+    </w:p>
+    <w:p>
+      <w:pPr>
+        <w:pStyle w:val="Choice"/>
+      </w:pPr>
+      <w:r>
         <w:t>d)</w:t>
         <w:tab/>
-        <w:t>El D1, D3 y D4</w:t>
+        <w:t>El D4</w:t>
       </w:r>
     </w:p>
     <w:p>
@@ -2023,7 +2023,7 @@
       <w:r>
         <w:t>a)</w:t>
         <w:tab/>
-        <w:t>Siempre que esté cerrado el interruptor S1</w:t>
+        <w:t>Con S1 cerrado, S2 abierto y S3 abierto</w:t>
       </w:r>
     </w:p>
     <w:p>
@@ -2032,6 +2032,16 @@
       </w:pPr>
       <w:r>
         <w:t>b)</w:t>
+        <w:tab/>
+        <w:t>Con S1 cerrado, S2 abierto y S3 cerrado</w:t>
+      </w:r>
+    </w:p>
+    <w:p>
+      <w:pPr>
+        <w:pStyle w:val="Choice"/>
+      </w:pPr>
+      <w:r>
+        <w:t>c)</w:t>
         <w:tab/>
         <w:t>Con S1 cerrado, S2 cerrado y S3 abierto</w:t>
       </w:r>
@@ -2041,19 +2051,9 @@
         <w:pStyle w:val="Choice"/>
       </w:pPr>
       <w:r>
-        <w:t>c)</w:t>
-        <w:tab/>
-        <w:t>Con S1 cerrado, S2 abierto y S3 cerrado</w:t>
-      </w:r>
-    </w:p>
-    <w:p>
-      <w:pPr>
-        <w:pStyle w:val="Choice"/>
-      </w:pPr>
-      <w:r>
         <w:t>d)</w:t>
         <w:tab/>
-        <w:t>Con S1 cerrado, S2 abierto y S3 abierto</w:t>
+        <w:t>Siempre que esté cerrado el interruptor S1</w:t>
       </w:r>
     </w:p>
     <w:p>
@@ -2110,7 +2110,7 @@
       <w:r>
         <w:t>a)</w:t>
         <w:tab/>
-        <w:t>No</w:t>
+        <w:t>Sí, presionando S1 y S2</w:t>
       </w:r>
     </w:p>
     <w:p>
@@ -2120,7 +2120,7 @@
       <w:r>
         <w:t>b)</w:t>
         <w:tab/>
-        <w:t>Sí, presionando S1 y S2</w:t>
+        <w:t>No</w:t>
       </w:r>
     </w:p>
     <w:p>
